--- a/面试/离职证明/离 职 证 明.docx
+++ b/面试/离职证明/离 职 证 明.docx
@@ -10,18 +10,24 @@
         <w:jc w:val="center"/>
         <w:rPr>
           <w:rFonts w:hint="eastAsia" w:ascii="黑体" w:hAnsi="黑体" w:eastAsia="黑体" w:cs="黑体"/>
+          <w:b w:val="0"/>
+          <w:bCs/>
           <w:lang w:eastAsia="zh-CN"/>
         </w:rPr>
       </w:pPr>
       <w:r>
         <w:rPr>
           <w:rFonts w:hint="eastAsia" w:ascii="黑体" w:hAnsi="黑体" w:eastAsia="黑体" w:cs="黑体"/>
+          <w:b w:val="0"/>
+          <w:bCs/>
         </w:rPr>
         <w:t>离</w:t>
       </w:r>
       <w:r>
         <w:rPr>
           <w:rFonts w:hint="eastAsia" w:ascii="黑体" w:hAnsi="黑体" w:eastAsia="黑体" w:cs="黑体"/>
+          <w:b w:val="0"/>
+          <w:bCs/>
           <w:lang w:val="en-US" w:eastAsia="zh-CN"/>
         </w:rPr>
         <w:t xml:space="preserve"> </w:t>
@@ -29,12 +35,16 @@
       <w:r>
         <w:rPr>
           <w:rFonts w:hint="eastAsia" w:ascii="黑体" w:hAnsi="黑体" w:eastAsia="黑体" w:cs="黑体"/>
+          <w:b w:val="0"/>
+          <w:bCs/>
         </w:rPr>
         <w:t>职</w:t>
       </w:r>
       <w:r>
         <w:rPr>
           <w:rFonts w:hint="eastAsia" w:ascii="黑体" w:hAnsi="黑体" w:eastAsia="黑体" w:cs="黑体"/>
+          <w:b w:val="0"/>
+          <w:bCs/>
           <w:lang w:val="en-US" w:eastAsia="zh-CN"/>
         </w:rPr>
         <w:t xml:space="preserve"> </w:t>
@@ -42,12 +52,16 @@
       <w:r>
         <w:rPr>
           <w:rFonts w:hint="eastAsia" w:ascii="黑体" w:hAnsi="黑体" w:eastAsia="黑体" w:cs="黑体"/>
+          <w:b w:val="0"/>
+          <w:bCs/>
         </w:rPr>
         <w:t>证</w:t>
       </w:r>
       <w:r>
         <w:rPr>
           <w:rFonts w:hint="eastAsia" w:ascii="黑体" w:hAnsi="黑体" w:eastAsia="黑体" w:cs="黑体"/>
+          <w:b w:val="0"/>
+          <w:bCs/>
           <w:lang w:val="en-US" w:eastAsia="zh-CN"/>
         </w:rPr>
         <w:t xml:space="preserve"> </w:t>
@@ -55,11 +69,11 @@
       <w:r>
         <w:rPr>
           <w:rFonts w:hint="eastAsia" w:ascii="黑体" w:hAnsi="黑体" w:eastAsia="黑体" w:cs="黑体"/>
+          <w:b w:val="0"/>
+          <w:bCs/>
         </w:rPr>
         <w:t>明</w:t>
       </w:r>
-      <w:bookmarkStart w:id="0" w:name="_GoBack"/>
-      <w:bookmarkEnd w:id="0"/>
     </w:p>
     <w:p>
       <w:pPr>
@@ -70,8 +84,8 @@
           <w:rFonts w:hint="eastAsia" w:ascii="黑体" w:hAnsi="黑体" w:eastAsia="黑体" w:cs="黑体"/>
           <w:b w:val="0"/>
           <w:bCs w:val="0"/>
-          <w:sz w:val="24"/>
-          <w:szCs w:val="24"/>
+          <w:sz w:val="30"/>
+          <w:szCs w:val="30"/>
           <w:lang w:val="en-US" w:eastAsia="zh-CN"/>
         </w:rPr>
       </w:pPr>
@@ -80,8 +94,8 @@
           <w:rFonts w:hint="eastAsia" w:ascii="黑体" w:hAnsi="黑体" w:eastAsia="黑体" w:cs="黑体"/>
           <w:b w:val="0"/>
           <w:bCs w:val="0"/>
-          <w:sz w:val="24"/>
-          <w:szCs w:val="24"/>
+          <w:sz w:val="30"/>
+          <w:szCs w:val="30"/>
           <w:lang w:val="en-US" w:eastAsia="zh-CN"/>
         </w:rPr>
         <w:t>兹证明</w:t>
@@ -91,8 +105,8 @@
           <w:rFonts w:hint="eastAsia" w:ascii="黑体" w:hAnsi="黑体" w:eastAsia="黑体" w:cs="黑体"/>
           <w:b w:val="0"/>
           <w:bCs w:val="0"/>
-          <w:sz w:val="24"/>
-          <w:szCs w:val="24"/>
+          <w:sz w:val="30"/>
+          <w:szCs w:val="30"/>
           <w:u w:val="single"/>
           <w:lang w:val="en-US" w:eastAsia="zh-CN"/>
         </w:rPr>
@@ -103,8 +117,8 @@
           <w:rFonts w:hint="eastAsia" w:ascii="黑体" w:hAnsi="黑体" w:eastAsia="黑体" w:cs="黑体"/>
           <w:b w:val="0"/>
           <w:bCs w:val="0"/>
-          <w:sz w:val="24"/>
-          <w:szCs w:val="24"/>
+          <w:sz w:val="30"/>
+          <w:szCs w:val="30"/>
           <w:lang w:val="en-US" w:eastAsia="zh-CN"/>
         </w:rPr>
         <w:t>先生/ (身份证号：</w:t>
@@ -114,8 +128,8 @@
           <w:rFonts w:hint="eastAsia" w:ascii="黑体" w:hAnsi="黑体" w:eastAsia="黑体" w:cs="黑体"/>
           <w:b w:val="0"/>
           <w:bCs w:val="0"/>
-          <w:sz w:val="24"/>
-          <w:szCs w:val="24"/>
+          <w:sz w:val="30"/>
+          <w:szCs w:val="30"/>
           <w:u w:val="single"/>
           <w:lang w:val="en-US" w:eastAsia="zh-CN"/>
         </w:rPr>
@@ -126,8 +140,8 @@
           <w:rFonts w:hint="eastAsia" w:ascii="黑体" w:hAnsi="黑体" w:eastAsia="黑体" w:cs="黑体"/>
           <w:b w:val="0"/>
           <w:bCs w:val="0"/>
-          <w:sz w:val="24"/>
-          <w:szCs w:val="24"/>
+          <w:sz w:val="30"/>
+          <w:szCs w:val="30"/>
           <w:lang w:val="en-US" w:eastAsia="zh-CN"/>
         </w:rPr>
         <w:t>)</w:t>
@@ -141,31 +155,33 @@
           <w:rFonts w:hint="eastAsia" w:ascii="黑体" w:hAnsi="黑体" w:eastAsia="黑体" w:cs="黑体"/>
           <w:b w:val="0"/>
           <w:bCs w:val="0"/>
-          <w:sz w:val="24"/>
-          <w:szCs w:val="24"/>
+          <w:sz w:val="30"/>
+          <w:szCs w:val="30"/>
           <w:lang w:val="en-US" w:eastAsia="zh-CN"/>
         </w:rPr>
       </w:pPr>
       <w:r>
         <w:rPr>
           <w:rFonts w:hint="eastAsia" w:ascii="黑体" w:hAnsi="黑体" w:eastAsia="黑体" w:cs="黑体"/>
-          <w:sz w:val="24"/>
-          <w:szCs w:val="24"/>
+          <w:b/>
+          <w:bCs/>
+          <w:sz w:val="30"/>
+          <w:szCs w:val="30"/>
           <w:lang w:eastAsia="zh-CN"/>
         </w:rPr>
         <w:drawing>
           <wp:anchor distT="0" distB="0" distL="114300" distR="114300" simplePos="0" relativeHeight="251659264" behindDoc="1" locked="0" layoutInCell="1" allowOverlap="1">
             <wp:simplePos x="0" y="0"/>
             <wp:positionH relativeFrom="column">
-              <wp:posOffset>3258820</wp:posOffset>
+              <wp:posOffset>2824480</wp:posOffset>
             </wp:positionH>
             <wp:positionV relativeFrom="paragraph">
-              <wp:posOffset>1296670</wp:posOffset>
+              <wp:posOffset>1582420</wp:posOffset>
             </wp:positionV>
-            <wp:extent cx="1440180" cy="1390650"/>
-            <wp:effectExtent l="0" t="0" r="0" b="38735"/>
+            <wp:extent cx="1932305" cy="1619885"/>
+            <wp:effectExtent l="0" t="0" r="0" b="5715"/>
             <wp:wrapNone/>
-            <wp:docPr id="1" name="图片 1" descr="Snipaste_2026-03-11_22-52-20"/>
+            <wp:docPr id="3" name="图片 3" descr="222"/>
             <wp:cNvGraphicFramePr>
               <a:graphicFrameLocks xmlns:a="http://schemas.openxmlformats.org/drawingml/2006/main" noChangeAspect="1"/>
             </wp:cNvGraphicFramePr>
@@ -173,35 +189,21 @@
               <a:graphicData uri="http://schemas.openxmlformats.org/drawingml/2006/picture">
                 <pic:pic xmlns:pic="http://schemas.openxmlformats.org/drawingml/2006/picture">
                   <pic:nvPicPr>
-                    <pic:cNvPr id="1" name="图片 1" descr="Snipaste_2026-03-11_22-52-20"/>
+                    <pic:cNvPr id="3" name="图片 3" descr="222"/>
                     <pic:cNvPicPr>
                       <a:picLocks noChangeAspect="1"/>
                     </pic:cNvPicPr>
                   </pic:nvPicPr>
                   <pic:blipFill>
-                    <a:blip r:embed="rId4">
-                      <a:clrChange>
-                        <a:clrFrom>
-                          <a:srgbClr val="F6F7FA">
-                            <a:alpha val="100000"/>
-                          </a:srgbClr>
-                        </a:clrFrom>
-                        <a:clrTo>
-                          <a:srgbClr val="F6F7FA">
-                            <a:alpha val="100000"/>
-                            <a:alpha val="0"/>
-                          </a:srgbClr>
-                        </a:clrTo>
-                      </a:clrChange>
-                    </a:blip>
+                    <a:blip r:embed="rId4"/>
                     <a:stretch>
                       <a:fillRect/>
                     </a:stretch>
                   </pic:blipFill>
                   <pic:spPr>
-                    <a:xfrm rot="20460000">
+                    <a:xfrm>
                       <a:off x="0" y="0"/>
-                      <a:ext cx="1440180" cy="1390650"/>
+                      <a:ext cx="1932305" cy="1619885"/>
                     </a:xfrm>
                     <a:prstGeom prst="rect">
                       <a:avLst/>
@@ -218,8 +220,8 @@
           <w:rFonts w:hint="eastAsia" w:ascii="黑体" w:hAnsi="黑体" w:eastAsia="黑体" w:cs="黑体"/>
           <w:b w:val="0"/>
           <w:bCs w:val="0"/>
-          <w:sz w:val="24"/>
-          <w:szCs w:val="24"/>
+          <w:sz w:val="30"/>
+          <w:szCs w:val="30"/>
           <w:lang w:val="en-US" w:eastAsia="zh-CN"/>
         </w:rPr>
         <w:t>自</w:t>
@@ -229,8 +231,8 @@
           <w:rFonts w:hint="eastAsia" w:ascii="黑体" w:hAnsi="黑体" w:eastAsia="黑体" w:cs="黑体"/>
           <w:b w:val="0"/>
           <w:bCs w:val="0"/>
-          <w:sz w:val="24"/>
-          <w:szCs w:val="24"/>
+          <w:sz w:val="30"/>
+          <w:szCs w:val="30"/>
           <w:u w:val="single"/>
           <w:lang w:val="en-US" w:eastAsia="zh-CN"/>
         </w:rPr>
@@ -241,8 +243,8 @@
           <w:rFonts w:hint="eastAsia" w:ascii="黑体" w:hAnsi="黑体" w:eastAsia="黑体" w:cs="黑体"/>
           <w:b w:val="0"/>
           <w:bCs w:val="0"/>
-          <w:sz w:val="24"/>
-          <w:szCs w:val="24"/>
+          <w:sz w:val="30"/>
+          <w:szCs w:val="30"/>
           <w:lang w:val="en-US" w:eastAsia="zh-CN"/>
         </w:rPr>
         <w:t>年</w:t>
@@ -252,8 +254,8 @@
           <w:rFonts w:hint="eastAsia" w:ascii="黑体" w:hAnsi="黑体" w:eastAsia="黑体" w:cs="黑体"/>
           <w:b w:val="0"/>
           <w:bCs w:val="0"/>
-          <w:sz w:val="24"/>
-          <w:szCs w:val="24"/>
+          <w:sz w:val="30"/>
+          <w:szCs w:val="30"/>
           <w:u w:val="single"/>
           <w:lang w:val="en-US" w:eastAsia="zh-CN"/>
         </w:rPr>
@@ -264,8 +266,8 @@
           <w:rFonts w:hint="eastAsia" w:ascii="黑体" w:hAnsi="黑体" w:eastAsia="黑体" w:cs="黑体"/>
           <w:b w:val="0"/>
           <w:bCs w:val="0"/>
-          <w:sz w:val="24"/>
-          <w:szCs w:val="24"/>
+          <w:sz w:val="30"/>
+          <w:szCs w:val="30"/>
           <w:lang w:val="en-US" w:eastAsia="zh-CN"/>
         </w:rPr>
         <w:t>月入职我司公司，在</w:t>
@@ -275,8 +277,8 @@
           <w:rFonts w:hint="eastAsia" w:ascii="黑体" w:hAnsi="黑体" w:eastAsia="黑体" w:cs="黑体"/>
           <w:b w:val="0"/>
           <w:bCs w:val="0"/>
-          <w:sz w:val="24"/>
-          <w:szCs w:val="24"/>
+          <w:sz w:val="30"/>
+          <w:szCs w:val="30"/>
           <w:u w:val="single"/>
           <w:lang w:val="en-US" w:eastAsia="zh-CN"/>
         </w:rPr>
@@ -287,8 +289,8 @@
           <w:rFonts w:hint="eastAsia" w:ascii="黑体" w:hAnsi="黑体" w:eastAsia="黑体" w:cs="黑体"/>
           <w:b w:val="0"/>
           <w:bCs w:val="0"/>
-          <w:sz w:val="24"/>
-          <w:szCs w:val="24"/>
+          <w:sz w:val="30"/>
+          <w:szCs w:val="30"/>
           <w:lang w:val="en-US" w:eastAsia="zh-CN"/>
         </w:rPr>
         <w:t>部门担任</w:t>
@@ -298,8 +300,8 @@
           <w:rFonts w:hint="eastAsia" w:ascii="黑体" w:hAnsi="黑体" w:eastAsia="黑体" w:cs="黑体"/>
           <w:b w:val="0"/>
           <w:bCs w:val="0"/>
-          <w:sz w:val="24"/>
-          <w:szCs w:val="24"/>
+          <w:sz w:val="30"/>
+          <w:szCs w:val="30"/>
           <w:u w:val="single"/>
           <w:lang w:val="en-US" w:eastAsia="zh-CN"/>
         </w:rPr>
@@ -310,8 +312,8 @@
           <w:rFonts w:hint="eastAsia" w:ascii="黑体" w:hAnsi="黑体" w:eastAsia="黑体" w:cs="黑体"/>
           <w:b w:val="0"/>
           <w:bCs w:val="0"/>
-          <w:sz w:val="24"/>
-          <w:szCs w:val="24"/>
+          <w:sz w:val="30"/>
+          <w:szCs w:val="30"/>
           <w:lang w:val="en-US" w:eastAsia="zh-CN"/>
         </w:rPr>
         <w:t>职务，因个人原因申请离职，根据《中华人民共和国劳动法》，我司准予其离职并已办妥相关离职手续，于</w:t>
@@ -321,8 +323,8 @@
           <w:rFonts w:hint="eastAsia" w:ascii="黑体" w:hAnsi="黑体" w:eastAsia="黑体" w:cs="黑体"/>
           <w:b w:val="0"/>
           <w:bCs w:val="0"/>
-          <w:sz w:val="24"/>
-          <w:szCs w:val="24"/>
+          <w:sz w:val="30"/>
+          <w:szCs w:val="30"/>
           <w:u w:val="single"/>
           <w:lang w:val="en-US" w:eastAsia="zh-CN"/>
         </w:rPr>
@@ -333,8 +335,8 @@
           <w:rFonts w:hint="eastAsia" w:ascii="黑体" w:hAnsi="黑体" w:eastAsia="黑体" w:cs="黑体"/>
           <w:b w:val="0"/>
           <w:bCs w:val="0"/>
-          <w:sz w:val="24"/>
-          <w:szCs w:val="24"/>
+          <w:sz w:val="30"/>
+          <w:szCs w:val="30"/>
           <w:lang w:val="en-US" w:eastAsia="zh-CN"/>
         </w:rPr>
         <w:t>年</w:t>
@@ -344,8 +346,8 @@
           <w:rFonts w:hint="eastAsia" w:ascii="黑体" w:hAnsi="黑体" w:eastAsia="黑体" w:cs="黑体"/>
           <w:b w:val="0"/>
           <w:bCs w:val="0"/>
-          <w:sz w:val="24"/>
-          <w:szCs w:val="24"/>
+          <w:sz w:val="30"/>
+          <w:szCs w:val="30"/>
           <w:u w:val="single"/>
           <w:lang w:val="en-US" w:eastAsia="zh-CN"/>
         </w:rPr>
@@ -356,8 +358,8 @@
           <w:rFonts w:hint="eastAsia" w:ascii="黑体" w:hAnsi="黑体" w:eastAsia="黑体" w:cs="黑体"/>
           <w:b w:val="0"/>
           <w:bCs w:val="0"/>
-          <w:sz w:val="24"/>
-          <w:szCs w:val="24"/>
+          <w:sz w:val="30"/>
+          <w:szCs w:val="30"/>
           <w:lang w:val="en-US" w:eastAsia="zh-CN"/>
         </w:rPr>
         <w:t>月</w:t>
@@ -367,8 +369,8 @@
           <w:rFonts w:hint="eastAsia" w:ascii="黑体" w:hAnsi="黑体" w:eastAsia="黑体" w:cs="黑体"/>
           <w:b w:val="0"/>
           <w:bCs w:val="0"/>
-          <w:sz w:val="24"/>
-          <w:szCs w:val="24"/>
+          <w:sz w:val="30"/>
+          <w:szCs w:val="30"/>
           <w:u w:val="single"/>
           <w:lang w:val="en-US" w:eastAsia="zh-CN"/>
         </w:rPr>
@@ -379,8 +381,8 @@
           <w:rFonts w:hint="eastAsia" w:ascii="黑体" w:hAnsi="黑体" w:eastAsia="黑体" w:cs="黑体"/>
           <w:b w:val="0"/>
           <w:bCs w:val="0"/>
-          <w:sz w:val="24"/>
-          <w:szCs w:val="24"/>
+          <w:sz w:val="30"/>
+          <w:szCs w:val="30"/>
           <w:lang w:val="en-US" w:eastAsia="zh-CN"/>
         </w:rPr>
         <w:t>日正式与我公司解除劳动关系，双方之间不存在任何劳动争议、纠纷。</w:t>
@@ -395,8 +397,8 @@
           <w:rFonts w:hint="eastAsia" w:ascii="黑体" w:hAnsi="黑体" w:eastAsia="黑体" w:cs="黑体"/>
           <w:b w:val="0"/>
           <w:bCs w:val="0"/>
-          <w:sz w:val="24"/>
-          <w:szCs w:val="24"/>
+          <w:sz w:val="30"/>
+          <w:szCs w:val="30"/>
           <w:lang w:val="en-US" w:eastAsia="zh-CN"/>
         </w:rPr>
       </w:pPr>
@@ -405,8 +407,8 @@
           <w:rFonts w:hint="eastAsia" w:ascii="黑体" w:hAnsi="黑体" w:eastAsia="黑体" w:cs="黑体"/>
           <w:b w:val="0"/>
           <w:bCs w:val="0"/>
-          <w:sz w:val="24"/>
-          <w:szCs w:val="24"/>
+          <w:sz w:val="30"/>
+          <w:szCs w:val="30"/>
           <w:lang w:val="en-US" w:eastAsia="zh-CN"/>
         </w:rPr>
         <w:t>特此证明！</w:t>
@@ -446,16 +448,16 @@
         <w:textAlignment w:val="auto"/>
         <w:rPr>
           <w:rFonts w:hint="eastAsia" w:ascii="黑体" w:hAnsi="黑体" w:eastAsia="黑体" w:cs="黑体"/>
-          <w:sz w:val="24"/>
-          <w:szCs w:val="24"/>
+          <w:sz w:val="30"/>
+          <w:szCs w:val="30"/>
           <w:lang w:val="en-US" w:eastAsia="zh-CN"/>
         </w:rPr>
       </w:pPr>
       <w:r>
         <w:rPr>
           <w:rFonts w:hint="eastAsia" w:ascii="黑体" w:hAnsi="黑体" w:eastAsia="黑体" w:cs="黑体"/>
-          <w:sz w:val="24"/>
-          <w:szCs w:val="24"/>
+          <w:sz w:val="30"/>
+          <w:szCs w:val="30"/>
           <w:lang w:val="en-US" w:eastAsia="zh-CN"/>
         </w:rPr>
         <w:tab/>
@@ -463,8 +465,8 @@
       <w:r>
         <w:rPr>
           <w:rFonts w:hint="eastAsia" w:ascii="黑体" w:hAnsi="黑体" w:eastAsia="黑体" w:cs="黑体"/>
-          <w:sz w:val="24"/>
-          <w:szCs w:val="24"/>
+          <w:sz w:val="30"/>
+          <w:szCs w:val="30"/>
           <w:lang w:val="en-US" w:eastAsia="zh-CN"/>
         </w:rPr>
         <w:t>（盖章）</w:t>
@@ -484,59 +486,23 @@
     <w:p>
       <w:pPr>
         <w:spacing w:line="360" w:lineRule="auto"/>
-        <w:ind w:firstLine="5760" w:firstLineChars="2400"/>
+        <w:ind w:firstLine="5400" w:firstLineChars="1800"/>
         <w:jc w:val="both"/>
         <w:rPr>
           <w:rFonts w:hint="default" w:ascii="黑体" w:hAnsi="黑体" w:eastAsia="黑体" w:cs="黑体"/>
-          <w:sz w:val="24"/>
-          <w:szCs w:val="24"/>
+          <w:sz w:val="30"/>
+          <w:szCs w:val="30"/>
           <w:lang w:val="en-US" w:eastAsia="zh-CN"/>
         </w:rPr>
       </w:pPr>
       <w:r>
         <w:rPr>
           <w:rFonts w:hint="eastAsia" w:ascii="黑体" w:hAnsi="黑体" w:eastAsia="黑体" w:cs="黑体"/>
-          <w:sz w:val="24"/>
-          <w:szCs w:val="24"/>
-          <w:lang w:val="en-US" w:eastAsia="zh-CN"/>
-        </w:rPr>
-        <w:t>年</w:t>
-      </w:r>
-      <w:r>
-        <w:rPr>
-          <w:rFonts w:hint="eastAsia" w:ascii="黑体" w:hAnsi="黑体" w:eastAsia="黑体" w:cs="黑体"/>
-          <w:sz w:val="24"/>
-          <w:szCs w:val="24"/>
-          <w:lang w:val="en-US" w:eastAsia="zh-CN"/>
-        </w:rPr>
-        <w:tab/>
-      </w:r>
-      <w:r>
-        <w:rPr>
-          <w:rFonts w:hint="eastAsia" w:ascii="黑体" w:hAnsi="黑体" w:eastAsia="黑体" w:cs="黑体"/>
-          <w:sz w:val="24"/>
-          <w:szCs w:val="24"/>
-          <w:lang w:val="en-US" w:eastAsia="zh-CN"/>
-        </w:rPr>
-        <w:t xml:space="preserve">   月</w:t>
-      </w:r>
-      <w:r>
-        <w:rPr>
-          <w:rFonts w:hint="eastAsia" w:ascii="黑体" w:hAnsi="黑体" w:eastAsia="黑体" w:cs="黑体"/>
-          <w:sz w:val="24"/>
-          <w:szCs w:val="24"/>
-          <w:lang w:val="en-US" w:eastAsia="zh-CN"/>
-        </w:rPr>
-        <w:tab/>
-      </w:r>
-      <w:r>
-        <w:rPr>
-          <w:rFonts w:hint="eastAsia" w:ascii="黑体" w:hAnsi="黑体" w:eastAsia="黑体" w:cs="黑体"/>
-          <w:sz w:val="24"/>
-          <w:szCs w:val="24"/>
-          <w:lang w:val="en-US" w:eastAsia="zh-CN"/>
-        </w:rPr>
-        <w:t xml:space="preserve">   日</w:t>
+          <w:sz w:val="30"/>
+          <w:szCs w:val="30"/>
+          <w:lang w:val="en-US" w:eastAsia="zh-CN"/>
+        </w:rPr>
+        <w:t>2026 年 3 月6日</w:t>
       </w:r>
     </w:p>
     <w:p>
@@ -547,6 +513,8 @@
           <w:lang w:val="en-US" w:eastAsia="zh-CN"/>
         </w:rPr>
       </w:pPr>
+      <w:bookmarkStart w:id="0" w:name="_GoBack"/>
+      <w:bookmarkEnd w:id="0"/>
     </w:p>
     <w:sectPr>
       <w:pgSz w:w="11906" w:h="16838"/>
